--- a/templatesdocumentos/Oficio INMATRICULACIÓN.docx
+++ b/templatesdocumentos/Oficio INMATRICULACIÓN.docx
@@ -55,29 +55,7 @@
           <w:u w:val="single"/>
           <w:lang w:val="es-PE"/>
         </w:rPr>
-        <w:t>OFICIO Nº             -202</w:t>
-      </w:r>
-      <w:r>
-        <w:rPr>
-          <w:rFonts w:ascii="Arial" w:hAnsi="Arial" w:cs="Arial"/>
-          <w:b/>
-          <w:sz w:val="22"/>
-          <w:szCs w:val="22"/>
-          <w:u w:val="single"/>
-          <w:lang w:val="es-PE"/>
-        </w:rPr>
-        <w:t>5</w:t>
-      </w:r>
-      <w:r>
-        <w:rPr>
-          <w:rFonts w:ascii="Arial" w:hAnsi="Arial" w:cs="Arial"/>
-          <w:b/>
-          <w:sz w:val="22"/>
-          <w:szCs w:val="22"/>
-          <w:u w:val="single"/>
-          <w:lang w:val="es-PE"/>
-        </w:rPr>
-        <w:t>-MTC/19.03</w:t>
+        <w:t>CARTA {NRO_DE_CARTA}</w:t>
       </w:r>
     </w:p>
     <w:p>
@@ -318,124 +296,7 @@
           <w:szCs w:val="22"/>
           <w:lang w:val="es-PE"/>
         </w:rPr>
-        <w:t>I</w:t>
-      </w:r>
-      <w:r>
-        <w:rPr>
-          <w:rFonts w:ascii="Arial" w:hAnsi="Arial" w:cs="Arial"/>
-          <w:sz w:val="22"/>
-          <w:szCs w:val="22"/>
-          <w:lang w:val="es-PE"/>
-        </w:rPr>
-        <w:t>n</w:t>
-      </w:r>
-      <w:r>
-        <w:rPr>
-          <w:rFonts w:ascii="Arial" w:hAnsi="Arial" w:cs="Arial"/>
-          <w:sz w:val="22"/>
-          <w:szCs w:val="22"/>
-          <w:lang w:val="es-PE"/>
-        </w:rPr>
-        <w:t>matriculación</w:t>
-      </w:r>
-      <w:r>
-        <w:rPr>
-          <w:rFonts w:ascii="Arial" w:hAnsi="Arial" w:cs="Arial"/>
-          <w:sz w:val="22"/>
-          <w:szCs w:val="22"/>
-          <w:lang w:val="es-PE"/>
-        </w:rPr>
-        <w:t xml:space="preserve"> de </w:t>
-      </w:r>
-      <w:r>
-        <w:rPr>
-          <w:rFonts w:ascii="Arial" w:hAnsi="Arial" w:cs="Arial"/>
-          <w:sz w:val="22"/>
-          <w:szCs w:val="22"/>
-          <w:lang w:val="es-PE"/>
-        </w:rPr>
-        <w:t xml:space="preserve">un (01) </w:t>
-      </w:r>
-      <w:r>
-        <w:rPr>
-          <w:rFonts w:ascii="Arial" w:hAnsi="Arial" w:cs="Arial"/>
-          <w:sz w:val="22"/>
-          <w:szCs w:val="22"/>
-          <w:lang w:val="es-PE"/>
-        </w:rPr>
-        <w:t>predio</w:t>
-      </w:r>
-      <w:r>
-        <w:rPr>
-          <w:rFonts w:ascii="Arial" w:hAnsi="Arial" w:cs="Arial"/>
-          <w:sz w:val="22"/>
-          <w:szCs w:val="22"/>
-          <w:lang w:val="es-PE"/>
-        </w:rPr>
-        <w:t xml:space="preserve">, </w:t>
-      </w:r>
-      <w:r>
-        <w:rPr>
-          <w:rFonts w:ascii="Arial" w:hAnsi="Arial" w:cs="Arial"/>
-          <w:sz w:val="22"/>
-          <w:szCs w:val="22"/>
-          <w:lang w:val="es-PE"/>
-        </w:rPr>
-        <w:t xml:space="preserve">identificado con código </w:t>
-      </w:r>
-      <w:r>
-        <w:rPr>
-          <w:rFonts w:ascii="Arial" w:hAnsi="Arial" w:cs="Arial"/>
-          <w:sz w:val="22"/>
-          <w:szCs w:val="22"/>
-          <w:lang w:val="es-PE"/>
-        </w:rPr>
-        <w:t>AERO-JAUJA-SO2-120401-PR-00480</w:t>
-      </w:r>
-      <w:r>
-        <w:rPr>
-          <w:rFonts w:ascii="Arial" w:hAnsi="Arial" w:cs="Arial"/>
-          <w:sz w:val="22"/>
-          <w:szCs w:val="22"/>
-          <w:lang w:val="es-PE"/>
-        </w:rPr>
-        <w:t xml:space="preserve"> </w:t>
-      </w:r>
-      <w:r>
-        <w:rPr>
-          <w:rFonts w:ascii="Arial" w:hAnsi="Arial" w:cs="Arial"/>
-          <w:sz w:val="22"/>
-          <w:szCs w:val="22"/>
-          <w:lang w:val="es-PE"/>
-        </w:rPr>
-        <w:t xml:space="preserve">afectado por </w:t>
-      </w:r>
-      <w:r>
-        <w:rPr>
-          <w:rFonts w:ascii="Arial" w:hAnsi="Arial" w:cs="Arial"/>
-          <w:sz w:val="22"/>
-          <w:szCs w:val="22"/>
-          <w:lang w:val="es-PE"/>
-        </w:rPr>
-        <w:t xml:space="preserve">el proyecto de </w:t>
-      </w:r>
-      <w:r>
-        <w:rPr>
-          <w:rFonts w:ascii="Arial" w:hAnsi="Arial" w:cs="Arial"/>
-          <w:sz w:val="22"/>
-          <w:szCs w:val="22"/>
-          <w:lang w:val="es-PE"/>
-        </w:rPr>
-        <w:t xml:space="preserve">ampliación del Aeropuerto de Jauja </w:t>
-      </w:r>
-      <w:r>
-        <w:rPr>
-          <w:rFonts w:ascii="Arial" w:hAnsi="Arial" w:cs="Arial"/>
-          <w:sz w:val="22"/>
-          <w:szCs w:val="22"/>
-          <w:lang w:val="es-PE"/>
-        </w:rPr>
-        <w:t>de la Región Junín</w:t>
+        <w:t>{ASUNTO_CARTA}</w:t>
       </w:r>
     </w:p>
     <w:p>
@@ -478,7 +339,25 @@
           <w:szCs w:val="22"/>
           <w:lang w:val="es-PE"/>
         </w:rPr>
-        <w:t>, con RUC Nº 20131379944, domicilio legal en Jirón Zorritos Nº 1203 - Lima, debidamente representado por Reyna Isabel Huamani Huarcaya, en condición de Directora de la Dirección de Disponibilidad de Predios, designada mediante Resolución Ministerial Nº 018-2025 MTC/01, conforme a la facultad establecida en el literal a) del artículo 124 del Texto Integrado del Reglamento de Organización y Funciones del Ministerio de Transportes y Comunicaciones, aprobado mediante la Resolución Ministerial N° 658-2021-MTC/01 de fecha 02 de julio de 2021, en atención al asunto, solicito lo siguiente:</w:t>
+        <w:t xml:space="preserve">, con RUC Nº 20131379944, domicilio legal en Jirón Zorritos Nº 1203 - Lima, debidamente representado por </w:t>
+      </w:r>
+      <w:r>
+        <w:rPr>
+          <w:rFonts w:ascii="Arial" w:hAnsi="Arial" w:cs="Arial"/>
+          <w:sz w:val="22"/>
+          <w:szCs w:val="22"/>
+          <w:lang w:val="es-PE"/>
+        </w:rPr>
+        <w:t>{DIRECTOR_DDP}</w:t>
+      </w:r>
+      <w:r>
+        <w:rPr>
+          <w:rFonts w:ascii="Arial" w:hAnsi="Arial" w:cs="Arial"/>
+          <w:sz w:val="22"/>
+          <w:szCs w:val="22"/>
+          <w:lang w:val="es-PE"/>
+        </w:rPr>
+        <w:t>, en condición de Directora de la Dirección de Disponibilidad de Predios, designada mediante Resolución Ministerial Nº 018-2025 MTC/01, conforme a la facultad establecida en el literal a) del artículo 124 del Texto Integrado del Reglamento de Organización y Funciones del Ministerio de Transportes y Comunicaciones, aprobado mediante la Resolución Ministerial N° 658-2021-MTC/01 de fecha 02 de julio de 2021, en atención al asunto, solicito lo siguiente:</w:t>
       </w:r>
     </w:p>
     <w:p>
@@ -932,2020 +811,6 @@
           <w:lang w:val="es-PE"/>
         </w:rPr>
       </w:pPr>
-    </w:p>
-    <w:p>
-      <w:pPr>
-        <w:tabs>
-          <w:tab w:val="left" w:pos="2127"/>
-        </w:tabs>
-        <w:jc w:val="both"/>
-        <w:rPr>
-          <w:rFonts w:ascii="Arial" w:hAnsi="Arial" w:cs="Arial"/>
-          <w:b/>
-          <w:bCs/>
-          <w:sz w:val="22"/>
-          <w:szCs w:val="22"/>
-          <w:lang w:val="es-PE"/>
-        </w:rPr>
-      </w:pPr>
-      <w:r>
-        <w:rPr>
-          <w:rFonts w:ascii="Arial" w:hAnsi="Arial" w:cs="Arial"/>
-          <w:b/>
-          <w:bCs/>
-          <w:sz w:val="22"/>
-          <w:szCs w:val="22"/>
-          <w:lang w:val="es-PE"/>
-        </w:rPr>
-        <w:t>FUNDAMENTO DE LA ROGATORIA:</w:t>
-      </w:r>
-      <w:r>
-        <w:rPr>
-          <w:rFonts w:ascii="Arial" w:hAnsi="Arial" w:cs="Arial"/>
-          <w:b/>
-          <w:bCs/>
-          <w:sz w:val="22"/>
-          <w:szCs w:val="22"/>
-          <w:lang w:val="es-PE"/>
-        </w:rPr>
-        <w:t xml:space="preserve">  </w:t>
-      </w:r>
-    </w:p>
-    <w:p>
-      <w:pPr>
-        <w:pStyle w:val="DefaultText"/>
-        <w:jc w:val="both"/>
-        <w:rPr>
-          <w:rFonts w:ascii="Arial" w:hAnsi="Arial" w:cs="Arial"/>
-          <w:bCs/>
-          <w:sz w:val="22"/>
-          <w:szCs w:val="22"/>
-          <w:lang w:val="es-ES"/>
-        </w:rPr>
-      </w:pPr>
-      <w:r>
-        <w:rPr>
-          <w:rFonts w:ascii="Arial" w:hAnsi="Arial" w:cs="Arial"/>
-          <w:bCs/>
-          <w:sz w:val="22"/>
-          <w:szCs w:val="22"/>
-          <w:lang w:val="es-ES"/>
-        </w:rPr>
-        <w:t>M</w:t>
-      </w:r>
-      <w:r>
-        <w:rPr>
-          <w:rFonts w:ascii="Arial" w:hAnsi="Arial" w:cs="Arial"/>
-          <w:bCs/>
-          <w:sz w:val="22"/>
-          <w:szCs w:val="22"/>
-          <w:lang w:val="es-ES"/>
-        </w:rPr>
-        <w:t>ediante</w:t>
-      </w:r>
-      <w:r>
-        <w:rPr>
-          <w:rFonts w:ascii="Arial" w:hAnsi="Arial" w:cs="Arial"/>
-          <w:bCs/>
-          <w:sz w:val="22"/>
-          <w:szCs w:val="22"/>
-          <w:lang w:val="es-ES"/>
-        </w:rPr>
-        <w:t xml:space="preserve"> el </w:t>
-      </w:r>
-      <w:r>
-        <w:rPr>
-          <w:rFonts w:ascii="Arial" w:hAnsi="Arial" w:cs="Arial"/>
-          <w:bCs/>
-          <w:sz w:val="22"/>
-          <w:szCs w:val="22"/>
-          <w:lang w:val="es-ES"/>
-        </w:rPr>
-        <w:t>Decreto Legislativo N° 1192 y sus modificatorias</w:t>
-      </w:r>
-      <w:r>
-        <w:rPr>
-          <w:rFonts w:ascii="Arial" w:hAnsi="Arial" w:cs="Arial"/>
-          <w:bCs/>
-          <w:sz w:val="22"/>
-          <w:szCs w:val="22"/>
-          <w:lang w:val="es-ES"/>
-        </w:rPr>
-        <w:t xml:space="preserve"> se aprobó la Ley Marco de</w:t>
-      </w:r>
-      <w:r>
-        <w:rPr>
-          <w:rFonts w:ascii="Arial" w:hAnsi="Arial" w:cs="Arial"/>
-          <w:bCs/>
-          <w:sz w:val="22"/>
-          <w:szCs w:val="22"/>
-          <w:lang w:val="es-ES"/>
-        </w:rPr>
-        <w:t xml:space="preserve"> </w:t>
-      </w:r>
-      <w:r>
-        <w:rPr>
-          <w:rFonts w:ascii="Arial" w:hAnsi="Arial" w:cs="Arial"/>
-          <w:bCs/>
-          <w:sz w:val="22"/>
-          <w:szCs w:val="22"/>
-          <w:lang w:val="es-ES"/>
-        </w:rPr>
-        <w:t>adquisición y expropiación de inmuebles, transferencia de inmuebles de</w:t>
-      </w:r>
-      <w:r>
-        <w:rPr>
-          <w:rFonts w:ascii="Arial" w:hAnsi="Arial" w:cs="Arial"/>
-          <w:bCs/>
-          <w:sz w:val="22"/>
-          <w:szCs w:val="22"/>
-          <w:lang w:val="es-ES"/>
-        </w:rPr>
-        <w:t xml:space="preserve"> </w:t>
-      </w:r>
-      <w:r>
-        <w:rPr>
-          <w:rFonts w:ascii="Arial" w:hAnsi="Arial" w:cs="Arial"/>
-          <w:bCs/>
-          <w:sz w:val="22"/>
-          <w:szCs w:val="22"/>
-          <w:lang w:val="es-ES"/>
-        </w:rPr>
-        <w:t>propiedad del Estado, liberación de Interferencias y dicta otras medidas</w:t>
-      </w:r>
-      <w:r>
-        <w:rPr>
-          <w:rFonts w:ascii="Arial" w:hAnsi="Arial" w:cs="Arial"/>
-          <w:bCs/>
-          <w:sz w:val="22"/>
-          <w:szCs w:val="22"/>
-          <w:lang w:val="es-ES"/>
-        </w:rPr>
-        <w:t xml:space="preserve"> </w:t>
-      </w:r>
-      <w:r>
-        <w:rPr>
-          <w:rFonts w:ascii="Arial" w:hAnsi="Arial" w:cs="Arial"/>
-          <w:bCs/>
-          <w:sz w:val="22"/>
-          <w:szCs w:val="22"/>
-          <w:lang w:val="es-ES"/>
-        </w:rPr>
-        <w:t>para la ejecuc</w:t>
-      </w:r>
-      <w:r>
-        <w:rPr>
-          <w:rFonts w:ascii="Arial" w:hAnsi="Arial" w:cs="Arial"/>
-          <w:bCs/>
-          <w:sz w:val="22"/>
-          <w:szCs w:val="22"/>
-          <w:lang w:val="es-ES"/>
-        </w:rPr>
-        <w:t>ión de obras de infraestructura.</w:t>
-      </w:r>
-      <w:r>
-        <w:rPr>
-          <w:rFonts w:ascii="Arial" w:hAnsi="Arial" w:cs="Arial"/>
-          <w:bCs/>
-          <w:sz w:val="22"/>
-          <w:szCs w:val="22"/>
-          <w:lang w:val="es-ES"/>
-        </w:rPr>
-        <w:t xml:space="preserve"> </w:t>
-      </w:r>
-      <w:r>
-        <w:rPr>
-          <w:rFonts w:ascii="Arial" w:hAnsi="Arial" w:cs="Arial"/>
-          <w:bCs/>
-          <w:sz w:val="22"/>
-          <w:szCs w:val="22"/>
-          <w:lang w:val="es-ES"/>
-        </w:rPr>
-        <w:t>La citada Ley tiene como objeto establecer el régimen jurídico aplicable a</w:t>
-      </w:r>
-      <w:r>
-        <w:rPr>
-          <w:rFonts w:ascii="Arial" w:hAnsi="Arial" w:cs="Arial"/>
-          <w:bCs/>
-          <w:sz w:val="22"/>
-          <w:szCs w:val="22"/>
-          <w:lang w:val="es-ES"/>
-        </w:rPr>
-        <w:t xml:space="preserve"> </w:t>
-      </w:r>
-      <w:r>
-        <w:rPr>
-          <w:rFonts w:ascii="Arial" w:hAnsi="Arial" w:cs="Arial"/>
-          <w:bCs/>
-          <w:sz w:val="22"/>
-          <w:szCs w:val="22"/>
-          <w:lang w:val="es-ES"/>
-        </w:rPr>
-        <w:t>los procesos de adquisición y expropiación de inmuebles, transferencia de</w:t>
-      </w:r>
-      <w:r>
-        <w:rPr>
-          <w:rFonts w:ascii="Arial" w:hAnsi="Arial" w:cs="Arial"/>
-          <w:bCs/>
-          <w:sz w:val="22"/>
-          <w:szCs w:val="22"/>
-          <w:lang w:val="es-ES"/>
-        </w:rPr>
-        <w:t xml:space="preserve"> </w:t>
-      </w:r>
-      <w:r>
-        <w:rPr>
-          <w:rFonts w:ascii="Arial" w:hAnsi="Arial" w:cs="Arial"/>
-          <w:bCs/>
-          <w:sz w:val="22"/>
-          <w:szCs w:val="22"/>
-          <w:lang w:val="es-ES"/>
-        </w:rPr>
-        <w:t>bienes inmuebles de propiedad del Estado y liberación de interferencias</w:t>
-      </w:r>
-      <w:r>
-        <w:rPr>
-          <w:rFonts w:ascii="Arial" w:hAnsi="Arial" w:cs="Arial"/>
-          <w:bCs/>
-          <w:sz w:val="22"/>
-          <w:szCs w:val="22"/>
-          <w:lang w:val="es-ES"/>
-        </w:rPr>
-        <w:t xml:space="preserve"> </w:t>
-      </w:r>
-      <w:r>
-        <w:rPr>
-          <w:rFonts w:ascii="Arial" w:hAnsi="Arial" w:cs="Arial"/>
-          <w:bCs/>
-          <w:sz w:val="22"/>
-          <w:szCs w:val="22"/>
-          <w:lang w:val="es-ES"/>
-        </w:rPr>
-        <w:t>para la ejecución de obras de infraestructura, de conformidad con lo</w:t>
-      </w:r>
-      <w:r>
-        <w:rPr>
-          <w:rFonts w:ascii="Arial" w:hAnsi="Arial" w:cs="Arial"/>
-          <w:bCs/>
-          <w:sz w:val="22"/>
-          <w:szCs w:val="22"/>
-          <w:lang w:val="es-ES"/>
-        </w:rPr>
-        <w:t xml:space="preserve"> </w:t>
-      </w:r>
-      <w:r>
-        <w:rPr>
-          <w:rFonts w:ascii="Arial" w:hAnsi="Arial" w:cs="Arial"/>
-          <w:bCs/>
-          <w:sz w:val="22"/>
-          <w:szCs w:val="22"/>
-          <w:lang w:val="es-ES"/>
-        </w:rPr>
-        <w:t>dispuesto en la Constitución Política del Perú, los cuales son declarados</w:t>
-      </w:r>
-      <w:r>
-        <w:rPr>
-          <w:rFonts w:ascii="Arial" w:hAnsi="Arial" w:cs="Arial"/>
-          <w:bCs/>
-          <w:sz w:val="22"/>
-          <w:szCs w:val="22"/>
-          <w:lang w:val="es-ES"/>
-        </w:rPr>
-        <w:t xml:space="preserve"> </w:t>
-      </w:r>
-      <w:r>
-        <w:rPr>
-          <w:rFonts w:ascii="Arial" w:hAnsi="Arial" w:cs="Arial"/>
-          <w:bCs/>
-          <w:sz w:val="22"/>
-          <w:szCs w:val="22"/>
-          <w:lang w:val="es-ES"/>
-        </w:rPr>
-        <w:t>de interés público primordial por la mencionada Ley.</w:t>
-      </w:r>
-    </w:p>
-    <w:p>
-      <w:pPr>
-        <w:pStyle w:val="DefaultText"/>
-        <w:jc w:val="both"/>
-        <w:rPr>
-          <w:rFonts w:ascii="Arial" w:hAnsi="Arial" w:cs="Arial"/>
-          <w:bCs/>
-          <w:sz w:val="22"/>
-          <w:szCs w:val="22"/>
-          <w:lang w:val="es-ES"/>
-        </w:rPr>
-      </w:pPr>
-    </w:p>
-    <w:p>
-      <w:pPr>
-        <w:pStyle w:val="DefaultText"/>
-        <w:jc w:val="both"/>
-        <w:rPr>
-          <w:rFonts w:ascii="Arial" w:hAnsi="Arial" w:cs="Arial"/>
-          <w:sz w:val="22"/>
-          <w:szCs w:val="22"/>
-          <w:lang w:val="es-ES"/>
-        </w:rPr>
-      </w:pPr>
-      <w:r>
-        <w:rPr>
-          <w:rFonts w:ascii="Arial" w:hAnsi="Arial" w:cs="Arial"/>
-          <w:bCs/>
-          <w:sz w:val="22"/>
-          <w:szCs w:val="22"/>
-          <w:lang w:val="es-ES"/>
-        </w:rPr>
-        <w:t>En ese sentido, e</w:t>
-      </w:r>
-      <w:r>
-        <w:rPr>
-          <w:rFonts w:ascii="Arial" w:hAnsi="Arial" w:cs="Arial"/>
-          <w:bCs/>
-          <w:sz w:val="22"/>
-          <w:szCs w:val="22"/>
-          <w:lang w:val="es-ES"/>
-        </w:rPr>
-        <w:t>l</w:t>
-      </w:r>
-      <w:r>
-        <w:rPr>
-          <w:rFonts w:ascii="Arial" w:hAnsi="Arial" w:cs="Arial"/>
-          <w:sz w:val="22"/>
-          <w:szCs w:val="22"/>
-          <w:lang w:val="es-ES"/>
-        </w:rPr>
-        <w:t xml:space="preserve"> artículo 22 </w:t>
-      </w:r>
-      <w:r>
-        <w:rPr>
-          <w:rFonts w:ascii="Arial" w:hAnsi="Arial" w:cs="Arial"/>
-          <w:sz w:val="22"/>
-          <w:szCs w:val="22"/>
-          <w:lang w:val="es-ES"/>
-        </w:rPr>
-        <w:t xml:space="preserve">del Decreto Legislativo Nº 1192 </w:t>
-      </w:r>
-      <w:r>
-        <w:rPr>
-          <w:rFonts w:ascii="Arial" w:hAnsi="Arial" w:cs="Arial"/>
-          <w:sz w:val="22"/>
-          <w:szCs w:val="22"/>
-          <w:lang w:val="es-ES"/>
-        </w:rPr>
-        <w:t xml:space="preserve">y sus modificatorias </w:t>
-      </w:r>
-      <w:r>
-        <w:rPr>
-          <w:rFonts w:ascii="Arial" w:hAnsi="Arial" w:cs="Arial"/>
-          <w:sz w:val="22"/>
-          <w:szCs w:val="22"/>
-          <w:lang w:val="es-ES"/>
-        </w:rPr>
-        <w:t xml:space="preserve">establece que dentro de los cinco días hábiles siguientes de suscrito el Formulario Registral y efectuado el pago del valor total de la Tasación, el Sujeto Activo o el Beneficiario remite al Registro de predios de la Sunarp, el Formulario Registral y copia certificada del documento que acredite el pago del monto del valor total de la Tasación a favor del Sujeto pasivo. </w:t>
-      </w:r>
-      <w:r>
-        <w:rPr>
-          <w:rFonts w:ascii="Arial" w:hAnsi="Arial" w:cs="Arial"/>
-          <w:sz w:val="22"/>
-          <w:szCs w:val="22"/>
-          <w:lang w:val="es-ES"/>
-        </w:rPr>
-        <w:t>Así también</w:t>
-      </w:r>
-      <w:r>
-        <w:rPr>
-          <w:rFonts w:ascii="Arial" w:hAnsi="Arial" w:cs="Arial"/>
-          <w:sz w:val="22"/>
-          <w:szCs w:val="22"/>
-          <w:lang w:val="es-ES"/>
-        </w:rPr>
-        <w:t xml:space="preserve">, que el Registrador Público dentro de los siete días </w:t>
-      </w:r>
-      <w:r>
-        <w:rPr>
-          <w:rFonts w:ascii="Arial" w:hAnsi="Arial" w:cs="Arial"/>
-          <w:sz w:val="22"/>
-          <w:szCs w:val="22"/>
-          <w:lang w:val="es-ES"/>
-        </w:rPr>
-        <w:lastRenderedPageBreak/>
-        <w:t xml:space="preserve">hábiles de recibida la solicitud con los documentos indicados debe inscribir la Adquisición a nombre del </w:t>
-      </w:r>
-      <w:r>
-        <w:rPr>
-          <w:rFonts w:ascii="Arial" w:hAnsi="Arial" w:cs="Arial"/>
-          <w:sz w:val="22"/>
-          <w:szCs w:val="22"/>
-          <w:lang w:val="es-ES"/>
-        </w:rPr>
-        <w:t>Beneficiario</w:t>
-      </w:r>
-      <w:r>
-        <w:rPr>
-          <w:rFonts w:ascii="Arial" w:hAnsi="Arial" w:cs="Arial"/>
-          <w:sz w:val="22"/>
-          <w:szCs w:val="22"/>
-          <w:lang w:val="es-ES"/>
-        </w:rPr>
-        <w:t>, bajo responsabilidad.</w:t>
-      </w:r>
-    </w:p>
-    <w:p>
-      <w:pPr>
-        <w:pStyle w:val="DefaultText"/>
-        <w:jc w:val="both"/>
-        <w:rPr>
-          <w:rFonts w:ascii="Arial" w:hAnsi="Arial" w:cs="Arial"/>
-          <w:sz w:val="22"/>
-          <w:szCs w:val="22"/>
-          <w:lang w:val="es-PE"/>
-        </w:rPr>
-      </w:pPr>
-    </w:p>
-    <w:p>
-      <w:pPr>
-        <w:pStyle w:val="DefaultText"/>
-        <w:jc w:val="both"/>
-        <w:rPr>
-          <w:rFonts w:ascii="Arial" w:hAnsi="Arial" w:cs="Arial"/>
-          <w:sz w:val="22"/>
-          <w:szCs w:val="22"/>
-          <w:lang w:val="es-PE"/>
-        </w:rPr>
-      </w:pPr>
-      <w:r>
-        <w:rPr>
-          <w:rFonts w:ascii="Arial" w:hAnsi="Arial" w:cs="Arial"/>
-          <w:sz w:val="22"/>
-          <w:szCs w:val="22"/>
-          <w:lang w:val="es-PE"/>
-        </w:rPr>
-        <w:t>Asimismo</w:t>
-      </w:r>
-      <w:r>
-        <w:rPr>
-          <w:rFonts w:ascii="Arial" w:hAnsi="Arial" w:cs="Arial"/>
-          <w:sz w:val="22"/>
-          <w:szCs w:val="22"/>
-          <w:lang w:val="es-PE"/>
-        </w:rPr>
-        <w:t xml:space="preserve">, la Segunda Disposición Complementaria Final del </w:t>
-      </w:r>
-      <w:r>
-        <w:rPr>
-          <w:rFonts w:ascii="Arial" w:hAnsi="Arial" w:cs="Arial"/>
-          <w:sz w:val="22"/>
-          <w:szCs w:val="22"/>
-          <w:lang w:val="es-PE"/>
-        </w:rPr>
-        <w:t>Decreto Legislativo N° 1192 y sus modificatorias</w:t>
-      </w:r>
-      <w:r>
-        <w:rPr>
-          <w:rFonts w:ascii="Arial" w:hAnsi="Arial" w:cs="Arial"/>
-          <w:sz w:val="22"/>
-          <w:szCs w:val="22"/>
-          <w:lang w:val="es-PE"/>
-        </w:rPr>
-        <w:t>, prescribe lo siguiente:</w:t>
-      </w:r>
-      <w:r>
-        <w:rPr>
-          <w:rFonts w:ascii="Arial" w:hAnsi="Arial" w:cs="Arial"/>
-          <w:sz w:val="22"/>
-          <w:szCs w:val="22"/>
-          <w:lang w:val="es-PE"/>
-        </w:rPr>
-        <w:t xml:space="preserve"> “</w:t>
-      </w:r>
-      <w:r>
-        <w:rPr>
-          <w:rFonts w:ascii="Arial" w:hAnsi="Arial" w:cs="Arial"/>
-          <w:sz w:val="22"/>
-          <w:szCs w:val="22"/>
-          <w:lang w:val="es-PE"/>
-        </w:rPr>
-        <w:t>Para la ejecución del presente Decreto Legislativo,</w:t>
-      </w:r>
-      <w:r>
-        <w:rPr>
-          <w:rFonts w:ascii="Arial" w:hAnsi="Arial" w:cs="Arial"/>
-          <w:sz w:val="22"/>
-          <w:szCs w:val="22"/>
-          <w:lang w:val="es-PE"/>
-        </w:rPr>
-        <w:t xml:space="preserve"> </w:t>
-      </w:r>
-      <w:r>
-        <w:rPr>
-          <w:rFonts w:ascii="Arial" w:hAnsi="Arial" w:cs="Arial"/>
-          <w:sz w:val="22"/>
-          <w:szCs w:val="22"/>
-          <w:lang w:val="es-PE"/>
-        </w:rPr>
-        <w:t>facúltese a la entidad pública ejecutora de la obra de</w:t>
-      </w:r>
-      <w:r>
-        <w:rPr>
-          <w:rFonts w:ascii="Arial" w:hAnsi="Arial" w:cs="Arial"/>
-          <w:sz w:val="22"/>
-          <w:szCs w:val="22"/>
-          <w:lang w:val="es-PE"/>
-        </w:rPr>
-        <w:t xml:space="preserve"> </w:t>
-      </w:r>
-      <w:r>
-        <w:rPr>
-          <w:rFonts w:ascii="Arial" w:hAnsi="Arial" w:cs="Arial"/>
-          <w:sz w:val="22"/>
-          <w:szCs w:val="22"/>
-          <w:lang w:val="es-PE"/>
-        </w:rPr>
-        <w:t>infraestructura, para que en aplicación de la Ley Nº</w:t>
-      </w:r>
-      <w:r>
-        <w:rPr>
-          <w:rFonts w:ascii="Arial" w:hAnsi="Arial" w:cs="Arial"/>
-          <w:sz w:val="22"/>
-          <w:szCs w:val="22"/>
-          <w:lang w:val="es-PE"/>
-        </w:rPr>
-        <w:t xml:space="preserve"> </w:t>
-      </w:r>
-      <w:r>
-        <w:rPr>
-          <w:rFonts w:ascii="Arial" w:hAnsi="Arial" w:cs="Arial"/>
-          <w:sz w:val="22"/>
-          <w:szCs w:val="22"/>
-          <w:lang w:val="es-PE"/>
-        </w:rPr>
-        <w:t>30230 y su reglamento, en lo que corresponda y sin</w:t>
-      </w:r>
-      <w:r>
-        <w:rPr>
-          <w:rFonts w:ascii="Arial" w:hAnsi="Arial" w:cs="Arial"/>
-          <w:sz w:val="22"/>
-          <w:szCs w:val="22"/>
-          <w:lang w:val="es-PE"/>
-        </w:rPr>
-        <w:t xml:space="preserve"> </w:t>
-      </w:r>
-      <w:r>
-        <w:rPr>
-          <w:rFonts w:ascii="Arial" w:hAnsi="Arial" w:cs="Arial"/>
-          <w:sz w:val="22"/>
-          <w:szCs w:val="22"/>
-          <w:lang w:val="es-PE"/>
-        </w:rPr>
-        <w:t>necesidad de suscribir convenio, efectúe la acumulación,</w:t>
-      </w:r>
-      <w:r>
-        <w:rPr>
-          <w:rFonts w:ascii="Arial" w:hAnsi="Arial" w:cs="Arial"/>
-          <w:sz w:val="22"/>
-          <w:szCs w:val="22"/>
-          <w:lang w:val="es-PE"/>
-        </w:rPr>
-        <w:t xml:space="preserve"> </w:t>
-      </w:r>
-      <w:r>
-        <w:rPr>
-          <w:rFonts w:ascii="Arial" w:hAnsi="Arial" w:cs="Arial"/>
-          <w:sz w:val="22"/>
-          <w:szCs w:val="22"/>
-          <w:lang w:val="es-PE"/>
-        </w:rPr>
-        <w:t>independización, subdivisión, rectificación de área y otras</w:t>
-      </w:r>
-      <w:r>
-        <w:rPr>
-          <w:rFonts w:ascii="Arial" w:hAnsi="Arial" w:cs="Arial"/>
-          <w:sz w:val="22"/>
-          <w:szCs w:val="22"/>
-          <w:lang w:val="es-PE"/>
-        </w:rPr>
-        <w:t xml:space="preserve"> </w:t>
-      </w:r>
-      <w:r>
-        <w:rPr>
-          <w:rFonts w:ascii="Arial" w:hAnsi="Arial" w:cs="Arial"/>
-          <w:sz w:val="22"/>
-          <w:szCs w:val="22"/>
-          <w:lang w:val="es-PE"/>
-        </w:rPr>
-        <w:t>acciones de saneamiento físico-legal de predios que le</w:t>
-      </w:r>
-      <w:r>
-        <w:rPr>
-          <w:rFonts w:ascii="Arial" w:hAnsi="Arial" w:cs="Arial"/>
-          <w:sz w:val="22"/>
-          <w:szCs w:val="22"/>
-          <w:lang w:val="es-PE"/>
-        </w:rPr>
-        <w:t xml:space="preserve"> </w:t>
-      </w:r>
-      <w:r>
-        <w:rPr>
-          <w:rFonts w:ascii="Arial" w:hAnsi="Arial" w:cs="Arial"/>
-          <w:sz w:val="22"/>
-          <w:szCs w:val="22"/>
-          <w:lang w:val="es-PE"/>
-        </w:rPr>
-        <w:t>hayan sido transferidos por el Estado o haya adquirido o</w:t>
-      </w:r>
-      <w:r>
-        <w:rPr>
-          <w:rFonts w:ascii="Arial" w:hAnsi="Arial" w:cs="Arial"/>
-          <w:sz w:val="22"/>
-          <w:szCs w:val="22"/>
-          <w:lang w:val="es-PE"/>
-        </w:rPr>
-        <w:t xml:space="preserve"> </w:t>
-      </w:r>
-      <w:r>
-        <w:rPr>
-          <w:rFonts w:ascii="Arial" w:hAnsi="Arial" w:cs="Arial"/>
-          <w:sz w:val="22"/>
-          <w:szCs w:val="22"/>
-          <w:lang w:val="es-PE"/>
-        </w:rPr>
-        <w:t>adquiera de particulares.</w:t>
-      </w:r>
-    </w:p>
-    <w:p>
-      <w:pPr>
-        <w:pStyle w:val="DefaultText"/>
-        <w:jc w:val="both"/>
-        <w:rPr>
-          <w:rFonts w:ascii="Arial" w:hAnsi="Arial" w:cs="Arial"/>
-          <w:sz w:val="22"/>
-          <w:szCs w:val="22"/>
-          <w:lang w:val="es-ES"/>
-        </w:rPr>
-      </w:pPr>
-      <w:r>
-        <w:rPr>
-          <w:rFonts w:ascii="Arial" w:hAnsi="Arial" w:cs="Arial"/>
-          <w:sz w:val="22"/>
-          <w:szCs w:val="22"/>
-          <w:lang w:val="es-PE"/>
-        </w:rPr>
-        <w:t>(…)”</w:t>
-      </w:r>
-      <w:r>
-        <w:rPr>
-          <w:rFonts w:ascii="Arial" w:hAnsi="Arial" w:cs="Arial"/>
-          <w:sz w:val="22"/>
-          <w:szCs w:val="22"/>
-          <w:lang w:val="es-ES"/>
-        </w:rPr>
-        <w:t xml:space="preserve"> </w:t>
-      </w:r>
-      <w:r>
-        <w:rPr>
-          <w:rFonts w:ascii="Arial" w:hAnsi="Arial" w:cs="Arial"/>
-          <w:sz w:val="22"/>
-          <w:szCs w:val="22"/>
-          <w:lang w:val="es-ES"/>
-        </w:rPr>
-        <w:t xml:space="preserve">  </w:t>
-      </w:r>
-    </w:p>
-    <w:p>
-      <w:pPr>
-        <w:pStyle w:val="DefaultText"/>
-        <w:jc w:val="both"/>
-        <w:rPr>
-          <w:rFonts w:ascii="Arial" w:hAnsi="Arial" w:cs="Arial"/>
-          <w:sz w:val="22"/>
-          <w:szCs w:val="22"/>
-          <w:lang w:val="es-ES"/>
-        </w:rPr>
-      </w:pPr>
-    </w:p>
-    <w:p>
-      <w:pPr>
-        <w:pStyle w:val="DefaultText"/>
-        <w:jc w:val="both"/>
-        <w:rPr>
-          <w:rFonts w:ascii="Arial" w:hAnsi="Arial" w:cs="Arial"/>
-          <w:sz w:val="22"/>
-          <w:szCs w:val="22"/>
-          <w:lang w:val="es-PE"/>
-        </w:rPr>
-      </w:pPr>
-      <w:r>
-        <w:rPr>
-          <w:rFonts w:ascii="Arial" w:hAnsi="Arial" w:cs="Arial"/>
-          <w:sz w:val="22"/>
-          <w:szCs w:val="22"/>
-          <w:lang w:val="es-ES"/>
-        </w:rPr>
-        <w:t xml:space="preserve">Como </w:t>
-      </w:r>
-      <w:r>
-        <w:rPr>
-          <w:rFonts w:ascii="Arial" w:hAnsi="Arial" w:cs="Arial"/>
-          <w:sz w:val="22"/>
-          <w:szCs w:val="22"/>
-          <w:lang w:val="es-ES"/>
-        </w:rPr>
-        <w:t>puede</w:t>
-      </w:r>
-      <w:r>
-        <w:rPr>
-          <w:rFonts w:ascii="Arial" w:hAnsi="Arial" w:cs="Arial"/>
-          <w:sz w:val="22"/>
-          <w:szCs w:val="22"/>
-          <w:lang w:val="es-ES"/>
-        </w:rPr>
-        <w:t xml:space="preserve"> apreciarse, este marco normativo es de carácter especial, pues contempla diversas disposiciones cuyo objetivo es dotar de celeridad y eficacia a los procesos requeridos para la obtención de los inmuebles necesarios para la ejecución de obras de infraestructura. Esta especialidad se manifiesta </w:t>
-      </w:r>
-      <w:r>
-        <w:rPr>
-          <w:rFonts w:ascii="Arial" w:hAnsi="Arial" w:cs="Arial"/>
-          <w:sz w:val="22"/>
-          <w:szCs w:val="22"/>
-          <w:lang w:val="es-ES"/>
-        </w:rPr>
-        <w:t xml:space="preserve">en </w:t>
-      </w:r>
-      <w:r>
-        <w:rPr>
-          <w:rFonts w:ascii="Arial" w:hAnsi="Arial" w:cs="Arial"/>
-          <w:sz w:val="22"/>
-          <w:szCs w:val="22"/>
-          <w:lang w:val="es-ES"/>
-        </w:rPr>
-        <w:t xml:space="preserve">la Directiva N° 09-2015-SUNARP/SN, Directiva que regula en sede registral el trámite de inscripción de los actos inscribibles referidos al proceso de adquisición y expropiación de inmuebles, y transferencia de inmuebles de propiedad del Estado, previstos en el </w:t>
-      </w:r>
-      <w:r>
-        <w:rPr>
-          <w:rFonts w:ascii="Arial" w:hAnsi="Arial" w:cs="Arial"/>
-          <w:sz w:val="22"/>
-          <w:szCs w:val="22"/>
-          <w:lang w:val="es-ES"/>
-        </w:rPr>
-        <w:t>Decreto Legislativo N° 1192 y sus modificatorias</w:t>
-      </w:r>
-      <w:r>
-        <w:rPr>
-          <w:rFonts w:ascii="Arial" w:hAnsi="Arial" w:cs="Arial"/>
-          <w:sz w:val="22"/>
-          <w:szCs w:val="22"/>
-          <w:lang w:val="es-ES"/>
-        </w:rPr>
-        <w:t xml:space="preserve"> y que ha sido aprobada mediante Resolución Nº 275-2015-SUNA</w:t>
-      </w:r>
-      <w:r>
-        <w:rPr>
-          <w:rFonts w:ascii="Arial" w:hAnsi="Arial" w:cs="Arial"/>
-          <w:sz w:val="22"/>
-          <w:szCs w:val="22"/>
-          <w:lang w:val="es-ES"/>
-        </w:rPr>
-        <w:t>RP-SN</w:t>
-      </w:r>
-      <w:r>
-        <w:rPr>
-          <w:rStyle w:val="Refdenotaalpie"/>
-          <w:rFonts w:ascii="Arial" w:hAnsi="Arial" w:cs="Arial"/>
-          <w:sz w:val="22"/>
-          <w:szCs w:val="22"/>
-          <w:lang w:val="es-ES"/>
-        </w:rPr>
-        <w:footnoteReference w:id="1"/>
-      </w:r>
-      <w:r>
-        <w:rPr>
-          <w:rFonts w:ascii="Arial" w:hAnsi="Arial" w:cs="Arial"/>
-          <w:sz w:val="22"/>
-          <w:szCs w:val="22"/>
-          <w:lang w:val="es-ES"/>
-        </w:rPr>
-        <w:t xml:space="preserve">, </w:t>
-      </w:r>
-      <w:r>
-        <w:rPr>
-          <w:rFonts w:ascii="Arial" w:hAnsi="Arial" w:cs="Arial"/>
-          <w:sz w:val="22"/>
-          <w:szCs w:val="22"/>
-          <w:lang w:val="es-ES"/>
-        </w:rPr>
-        <w:t xml:space="preserve">que para el caso inmatriculación, </w:t>
-      </w:r>
-      <w:r>
-        <w:rPr>
-          <w:rFonts w:ascii="Arial" w:hAnsi="Arial" w:cs="Arial"/>
-          <w:sz w:val="22"/>
-          <w:szCs w:val="22"/>
-          <w:lang w:val="es-ES"/>
-        </w:rPr>
-        <w:t xml:space="preserve">en su numeral </w:t>
-      </w:r>
-      <w:r>
-        <w:rPr>
-          <w:rFonts w:ascii="Arial" w:hAnsi="Arial" w:cs="Arial"/>
-          <w:bCs/>
-          <w:snapToGrid/>
-          <w:sz w:val="22"/>
-          <w:szCs w:val="22"/>
-          <w:lang w:val="es-ES"/>
-        </w:rPr>
-        <w:t xml:space="preserve">6.1.8 </w:t>
-      </w:r>
-      <w:r>
-        <w:rPr>
-          <w:rFonts w:ascii="Arial" w:hAnsi="Arial" w:cs="Arial"/>
-          <w:bCs/>
-          <w:snapToGrid/>
-          <w:sz w:val="22"/>
-          <w:szCs w:val="22"/>
-          <w:lang w:val="es-ES"/>
-        </w:rPr>
-        <w:t xml:space="preserve">prescribe </w:t>
-      </w:r>
-      <w:r>
-        <w:rPr>
-          <w:rFonts w:ascii="Arial" w:hAnsi="Arial" w:cs="Arial"/>
-          <w:bCs/>
-          <w:snapToGrid/>
-          <w:sz w:val="22"/>
-          <w:szCs w:val="22"/>
-          <w:lang w:val="es-ES"/>
-        </w:rPr>
-        <w:t>que: “</w:t>
-      </w:r>
-      <w:r>
-        <w:rPr>
-          <w:rFonts w:ascii="Arial" w:hAnsi="Arial" w:cs="Arial"/>
-          <w:sz w:val="22"/>
-          <w:szCs w:val="22"/>
-          <w:lang w:val="es-PE"/>
-        </w:rPr>
-        <w:t xml:space="preserve">Cuando el inmueble no se encuentre registrado o la transferencia comprenda solo parte del inmueble, debe acompañarse además de los documentos señalados en el numeral 6.1.7, los </w:t>
-      </w:r>
-      <w:r>
-        <w:rPr>
-          <w:rFonts w:ascii="Arial" w:hAnsi="Arial" w:cs="Arial"/>
-          <w:sz w:val="22"/>
-          <w:szCs w:val="22"/>
-          <w:lang w:val="es-PE"/>
-        </w:rPr>
-        <w:t>planos perimétricos</w:t>
-      </w:r>
-      <w:r>
-        <w:rPr>
-          <w:rFonts w:ascii="Arial" w:hAnsi="Arial" w:cs="Arial"/>
-          <w:sz w:val="22"/>
-          <w:szCs w:val="22"/>
-          <w:lang w:val="es-PE"/>
-        </w:rPr>
-        <w:t xml:space="preserve"> y de ubicación geor</w:t>
-      </w:r>
-      <w:r>
-        <w:rPr>
-          <w:rFonts w:ascii="Arial" w:hAnsi="Arial" w:cs="Arial"/>
-          <w:sz w:val="22"/>
-          <w:szCs w:val="22"/>
-          <w:lang w:val="es-PE"/>
-        </w:rPr>
-        <w:t>r</w:t>
-      </w:r>
-      <w:r>
-        <w:rPr>
-          <w:rFonts w:ascii="Arial" w:hAnsi="Arial" w:cs="Arial"/>
-          <w:sz w:val="22"/>
-          <w:szCs w:val="22"/>
-          <w:lang w:val="es-PE"/>
-        </w:rPr>
-        <w:t>eferenciados a la red geodésica nacional referida al datum y proyección en coordenadas oficiales suscritos</w:t>
-      </w:r>
-      <w:r>
-        <w:rPr>
-          <w:rFonts w:ascii="Arial" w:hAnsi="Arial" w:cs="Arial"/>
-          <w:sz w:val="22"/>
-          <w:szCs w:val="22"/>
-          <w:lang w:val="es-PE"/>
-        </w:rPr>
-        <w:t xml:space="preserve"> po</w:t>
-      </w:r>
-      <w:r>
-        <w:rPr>
-          <w:rFonts w:ascii="Arial" w:hAnsi="Arial" w:cs="Arial"/>
-          <w:sz w:val="22"/>
-          <w:szCs w:val="22"/>
-          <w:lang w:val="es-PE"/>
-        </w:rPr>
-        <w:t>r verificador catastral con su correspondiente</w:t>
-      </w:r>
-      <w:r>
-        <w:rPr>
-          <w:rFonts w:ascii="Arial" w:hAnsi="Arial" w:cs="Arial"/>
-          <w:sz w:val="22"/>
-          <w:szCs w:val="22"/>
-          <w:lang w:val="es-PE"/>
-        </w:rPr>
-        <w:t xml:space="preserve"> </w:t>
-      </w:r>
-      <w:r>
-        <w:rPr>
-          <w:rFonts w:ascii="Arial" w:hAnsi="Arial" w:cs="Arial"/>
-          <w:sz w:val="22"/>
-          <w:szCs w:val="22"/>
-          <w:lang w:val="es-PE"/>
-        </w:rPr>
-        <w:t>memoria descriptiva. En el caso de</w:t>
-      </w:r>
-      <w:r>
-        <w:rPr>
-          <w:rFonts w:ascii="Arial" w:hAnsi="Arial" w:cs="Arial"/>
-          <w:sz w:val="22"/>
-          <w:szCs w:val="22"/>
-          <w:lang w:val="es-PE"/>
-        </w:rPr>
-        <w:t xml:space="preserve"> </w:t>
-      </w:r>
-      <w:r>
-        <w:rPr>
-          <w:rFonts w:ascii="Arial" w:hAnsi="Arial" w:cs="Arial"/>
-          <w:sz w:val="22"/>
-          <w:szCs w:val="22"/>
-          <w:lang w:val="es-PE"/>
-        </w:rPr>
-        <w:t>a</w:t>
-      </w:r>
-      <w:r>
-        <w:rPr>
-          <w:rFonts w:ascii="Arial" w:hAnsi="Arial" w:cs="Arial"/>
-          <w:sz w:val="22"/>
-          <w:szCs w:val="22"/>
-          <w:lang w:val="es-PE"/>
-        </w:rPr>
-        <w:t>d</w:t>
-      </w:r>
-      <w:r>
-        <w:rPr>
-          <w:rFonts w:ascii="Arial" w:hAnsi="Arial" w:cs="Arial"/>
-          <w:sz w:val="22"/>
-          <w:szCs w:val="22"/>
-          <w:lang w:val="es-PE"/>
-        </w:rPr>
-        <w:t>quisición parcial, los planos deben estar referidos al área a independizar y al área</w:t>
-      </w:r>
-      <w:r>
-        <w:rPr>
-          <w:rFonts w:ascii="Arial" w:hAnsi="Arial" w:cs="Arial"/>
-          <w:sz w:val="22"/>
-          <w:szCs w:val="22"/>
-          <w:lang w:val="es-PE"/>
-        </w:rPr>
-        <w:t xml:space="preserve"> r</w:t>
-      </w:r>
-      <w:r>
-        <w:rPr>
-          <w:rFonts w:ascii="Arial" w:hAnsi="Arial" w:cs="Arial"/>
-          <w:sz w:val="22"/>
-          <w:szCs w:val="22"/>
-          <w:lang w:val="es-PE"/>
-        </w:rPr>
-        <w:t>emanente, salvo lo dispuesto en la cuarta disposición complementaria y final del</w:t>
-      </w:r>
-      <w:r>
-        <w:rPr>
-          <w:rFonts w:ascii="Arial" w:hAnsi="Arial" w:cs="Arial"/>
-          <w:sz w:val="22"/>
-          <w:szCs w:val="22"/>
-          <w:lang w:val="es-PE"/>
-        </w:rPr>
-        <w:t xml:space="preserve"> </w:t>
-      </w:r>
-      <w:r>
-        <w:rPr>
-          <w:rFonts w:ascii="Arial" w:hAnsi="Arial" w:cs="Arial"/>
-          <w:sz w:val="22"/>
-          <w:szCs w:val="22"/>
-          <w:lang w:val="es-PE"/>
-        </w:rPr>
-        <w:t>Reglamento de Inscripciones del Registro de Predios.</w:t>
-      </w:r>
-    </w:p>
-    <w:p>
-      <w:pPr>
-        <w:pStyle w:val="DefaultText"/>
-        <w:jc w:val="both"/>
-        <w:rPr>
-          <w:rFonts w:ascii="Arial" w:hAnsi="Arial" w:cs="Arial"/>
-          <w:sz w:val="22"/>
-          <w:szCs w:val="22"/>
-          <w:lang w:val="es-PE"/>
-        </w:rPr>
-      </w:pPr>
-    </w:p>
-    <w:p>
-      <w:pPr>
-        <w:autoSpaceDE w:val="0"/>
-        <w:autoSpaceDN w:val="0"/>
-        <w:adjustRightInd w:val="0"/>
-        <w:jc w:val="both"/>
-        <w:rPr>
-          <w:rFonts w:ascii="Arial" w:hAnsi="Arial" w:cs="Arial"/>
-          <w:sz w:val="22"/>
-          <w:szCs w:val="22"/>
-        </w:rPr>
-      </w:pPr>
-      <w:r>
-        <w:rPr>
-          <w:rFonts w:ascii="Arial" w:hAnsi="Arial" w:cs="Arial"/>
-          <w:sz w:val="22"/>
-          <w:szCs w:val="22"/>
-        </w:rPr>
-        <w:t>En caso de discrepancia entre los datos consignados en la memoria descriptiva y el respectivo plano, prevalecerán los que aparecen en este último. Esta disposición no es aplicable para los casos de discrepancia entre el documento que contiene el acto inscribible y el plano, en cuyo caso se requerirá la adecuación correspondiente.</w:t>
-      </w:r>
-    </w:p>
-    <w:p>
-      <w:pPr>
-        <w:autoSpaceDE w:val="0"/>
-        <w:autoSpaceDN w:val="0"/>
-        <w:adjustRightInd w:val="0"/>
-        <w:jc w:val="both"/>
-        <w:rPr>
-          <w:rFonts w:ascii="Arial" w:hAnsi="Arial" w:cs="Arial"/>
-          <w:sz w:val="22"/>
-          <w:szCs w:val="22"/>
-        </w:rPr>
-      </w:pPr>
-    </w:p>
-    <w:p>
-      <w:pPr>
-        <w:autoSpaceDE w:val="0"/>
-        <w:autoSpaceDN w:val="0"/>
-        <w:adjustRightInd w:val="0"/>
-        <w:jc w:val="both"/>
-        <w:rPr>
-          <w:rFonts w:ascii="Arial" w:hAnsi="Arial" w:cs="Arial"/>
-          <w:sz w:val="22"/>
-          <w:szCs w:val="22"/>
-        </w:rPr>
-      </w:pPr>
-      <w:r>
-        <w:rPr>
-          <w:rFonts w:ascii="Arial" w:hAnsi="Arial" w:cs="Arial"/>
-          <w:sz w:val="22"/>
-          <w:szCs w:val="22"/>
-        </w:rPr>
-        <w:t>No será exigible requisitos ni documentos adicionales previstos en normativa distinta</w:t>
-      </w:r>
-      <w:r>
-        <w:rPr>
-          <w:rFonts w:ascii="Arial" w:hAnsi="Arial" w:cs="Arial"/>
-          <w:sz w:val="22"/>
-          <w:szCs w:val="22"/>
-        </w:rPr>
-        <w:t xml:space="preserve"> </w:t>
-      </w:r>
-      <w:r>
-        <w:rPr>
-          <w:rFonts w:ascii="Arial" w:hAnsi="Arial" w:cs="Arial"/>
-          <w:sz w:val="22"/>
-          <w:szCs w:val="22"/>
-        </w:rPr>
-        <w:t>al</w:t>
-      </w:r>
-      <w:r>
-        <w:rPr>
-          <w:rFonts w:ascii="Arial" w:hAnsi="Arial" w:cs="Arial"/>
-          <w:sz w:val="22"/>
-          <w:szCs w:val="22"/>
-        </w:rPr>
-        <w:t xml:space="preserve"> </w:t>
-      </w:r>
-      <w:r>
-        <w:rPr>
-          <w:rFonts w:ascii="Arial" w:hAnsi="Arial" w:cs="Arial"/>
-          <w:sz w:val="22"/>
-          <w:szCs w:val="22"/>
-        </w:rPr>
-        <w:t>Decreto Legislativo</w:t>
-      </w:r>
-      <w:r>
-        <w:rPr>
-          <w:rFonts w:ascii="Arial" w:hAnsi="Arial" w:cs="Arial"/>
-          <w:sz w:val="22"/>
-          <w:szCs w:val="22"/>
-        </w:rPr>
-        <w:t xml:space="preserve"> N°1192</w:t>
-      </w:r>
-      <w:r>
-        <w:rPr>
-          <w:rFonts w:ascii="Arial" w:hAnsi="Arial" w:cs="Arial"/>
-          <w:sz w:val="22"/>
-          <w:szCs w:val="22"/>
-        </w:rPr>
-        <w:t xml:space="preserve"> y sus modificatorias</w:t>
-      </w:r>
-      <w:r>
-        <w:rPr>
-          <w:rFonts w:ascii="Arial" w:hAnsi="Arial" w:cs="Arial"/>
-          <w:sz w:val="22"/>
-          <w:szCs w:val="22"/>
-        </w:rPr>
-        <w:t>.”</w:t>
-      </w:r>
-    </w:p>
-    <w:p>
-      <w:pPr>
-        <w:pStyle w:val="DefaultText"/>
-        <w:jc w:val="both"/>
-        <w:rPr>
-          <w:rFonts w:ascii="Arial" w:hAnsi="Arial" w:cs="Arial"/>
-          <w:sz w:val="22"/>
-          <w:szCs w:val="22"/>
-          <w:lang w:val="es-PE"/>
-        </w:rPr>
-      </w:pPr>
-    </w:p>
-    <w:p>
-      <w:pPr>
-        <w:pStyle w:val="DefaultText"/>
-        <w:jc w:val="both"/>
-        <w:rPr>
-          <w:rFonts w:ascii="Arial" w:hAnsi="Arial" w:cs="Arial"/>
-          <w:sz w:val="22"/>
-          <w:szCs w:val="22"/>
-          <w:lang w:val="es-PE"/>
-        </w:rPr>
-      </w:pPr>
-      <w:r>
-        <w:rPr>
-          <w:rFonts w:ascii="Arial" w:hAnsi="Arial" w:cs="Arial"/>
-          <w:sz w:val="22"/>
-          <w:szCs w:val="22"/>
-          <w:lang w:val="es-PE"/>
-        </w:rPr>
-        <w:t>Por lo manifestado</w:t>
-      </w:r>
-      <w:r>
-        <w:rPr>
-          <w:rFonts w:ascii="Arial" w:hAnsi="Arial" w:cs="Arial"/>
-          <w:sz w:val="22"/>
-          <w:szCs w:val="22"/>
-          <w:lang w:val="es-PE"/>
-        </w:rPr>
-        <w:t xml:space="preserve"> y </w:t>
-      </w:r>
-      <w:r>
-        <w:rPr>
-          <w:rFonts w:ascii="Arial" w:hAnsi="Arial" w:cs="Arial"/>
-          <w:sz w:val="22"/>
-          <w:szCs w:val="22"/>
-          <w:lang w:val="es-PE"/>
-        </w:rPr>
-        <w:t xml:space="preserve">las </w:t>
-      </w:r>
-      <w:r>
-        <w:rPr>
-          <w:rFonts w:ascii="Arial" w:hAnsi="Arial" w:cs="Arial"/>
-          <w:sz w:val="22"/>
-          <w:szCs w:val="22"/>
-          <w:lang w:val="es-PE"/>
-        </w:rPr>
-        <w:t>normas invocadas</w:t>
-      </w:r>
-      <w:r>
-        <w:rPr>
-          <w:rFonts w:ascii="Arial" w:hAnsi="Arial" w:cs="Arial"/>
-          <w:sz w:val="22"/>
-          <w:szCs w:val="22"/>
-          <w:lang w:val="es-PE"/>
-        </w:rPr>
-        <w:t>,</w:t>
-      </w:r>
-      <w:r>
-        <w:rPr>
-          <w:rFonts w:ascii="Arial" w:hAnsi="Arial" w:cs="Arial"/>
-          <w:sz w:val="22"/>
-          <w:szCs w:val="22"/>
-          <w:lang w:val="es-PE"/>
-        </w:rPr>
-        <w:t xml:space="preserve"> se solicita la inmatriculación del</w:t>
-      </w:r>
-      <w:r>
-        <w:rPr>
-          <w:rFonts w:ascii="Arial" w:hAnsi="Arial" w:cs="Arial"/>
-          <w:sz w:val="22"/>
-          <w:szCs w:val="22"/>
-          <w:lang w:val="es-PE"/>
-        </w:rPr>
-        <w:t xml:space="preserve"> </w:t>
-      </w:r>
-      <w:r>
-        <w:rPr>
-          <w:rFonts w:ascii="Arial" w:hAnsi="Arial" w:cs="Arial"/>
-          <w:sz w:val="22"/>
-          <w:szCs w:val="22"/>
-          <w:lang w:val="es-PE"/>
-        </w:rPr>
-        <w:t>predio</w:t>
-      </w:r>
-      <w:r>
-        <w:rPr>
-          <w:rFonts w:ascii="Arial" w:hAnsi="Arial" w:cs="Arial"/>
-          <w:sz w:val="22"/>
-          <w:szCs w:val="22"/>
-          <w:lang w:val="es-PE"/>
-        </w:rPr>
-        <w:t xml:space="preserve"> </w:t>
-      </w:r>
-      <w:r>
-        <w:rPr>
-          <w:rFonts w:ascii="Arial" w:hAnsi="Arial" w:cs="Arial"/>
-          <w:sz w:val="22"/>
-          <w:szCs w:val="22"/>
-          <w:lang w:val="es-PE"/>
-        </w:rPr>
-        <w:t>ubicado en paraje Maquinhuayo, al Oeste del Aeropuerto Francisco Carle de Jauja, al Noroeste del Ovalo Maquinhuayo a una distancia de 360 metros, distrito y provincia de J</w:t>
-      </w:r>
-      <w:r>
-        <w:rPr>
-          <w:rFonts w:ascii="Arial" w:hAnsi="Arial" w:cs="Arial"/>
-          <w:sz w:val="22"/>
-          <w:szCs w:val="22"/>
-          <w:lang w:val="es-PE"/>
-        </w:rPr>
-        <w:t xml:space="preserve">auja y departamento de </w:t>
-      </w:r>
-      <w:r>
-        <w:rPr>
-          <w:rFonts w:ascii="Arial" w:hAnsi="Arial" w:cs="Arial"/>
-          <w:sz w:val="22"/>
-          <w:szCs w:val="22"/>
-          <w:lang w:val="es-PE"/>
-        </w:rPr>
-        <w:t>Junín, de un área de 806.01 m</w:t>
-      </w:r>
-      <w:r>
-        <w:rPr>
-          <w:rFonts w:ascii="Arial" w:hAnsi="Arial" w:cs="Arial"/>
-          <w:sz w:val="22"/>
-          <w:szCs w:val="22"/>
-          <w:vertAlign w:val="superscript"/>
-          <w:lang w:val="es-PE"/>
-        </w:rPr>
-        <w:t>2</w:t>
-      </w:r>
-      <w:r>
-        <w:rPr>
-          <w:rFonts w:ascii="Arial" w:hAnsi="Arial" w:cs="Arial"/>
-          <w:sz w:val="22"/>
-          <w:szCs w:val="22"/>
-          <w:lang w:val="es-PE"/>
-        </w:rPr>
-        <w:t>,</w:t>
-      </w:r>
-      <w:r>
-        <w:rPr>
-          <w:rFonts w:ascii="Arial" w:hAnsi="Arial" w:cs="Arial"/>
-          <w:sz w:val="22"/>
-          <w:szCs w:val="22"/>
-          <w:lang w:val="es-PE"/>
-        </w:rPr>
-        <w:t xml:space="preserve"> para lo</w:t>
-      </w:r>
-      <w:r>
-        <w:rPr>
-          <w:rFonts w:ascii="Arial" w:hAnsi="Arial" w:cs="Arial"/>
-          <w:sz w:val="22"/>
-          <w:szCs w:val="22"/>
-          <w:lang w:val="es-PE"/>
-        </w:rPr>
-        <w:t xml:space="preserve"> cual se adjunta</w:t>
-      </w:r>
-      <w:r>
-        <w:rPr>
-          <w:rFonts w:ascii="Arial" w:hAnsi="Arial" w:cs="Arial"/>
-          <w:sz w:val="22"/>
-          <w:szCs w:val="22"/>
-          <w:lang w:val="es-PE"/>
-        </w:rPr>
-        <w:t xml:space="preserve"> la documentación técnica y legal</w:t>
-      </w:r>
-      <w:r>
-        <w:rPr>
-          <w:rFonts w:ascii="Arial" w:hAnsi="Arial" w:cs="Arial"/>
-          <w:sz w:val="22"/>
-          <w:szCs w:val="22"/>
-          <w:lang w:val="es-PE"/>
-        </w:rPr>
-        <w:t xml:space="preserve"> correspondiente</w:t>
-      </w:r>
-      <w:r>
-        <w:rPr>
-          <w:rFonts w:ascii="Arial" w:hAnsi="Arial" w:cs="Arial"/>
-          <w:sz w:val="22"/>
-          <w:szCs w:val="22"/>
-          <w:lang w:val="es-PE"/>
-        </w:rPr>
-        <w:t>.</w:t>
-      </w:r>
-    </w:p>
-    <w:p>
-      <w:pPr>
-        <w:tabs>
-          <w:tab w:val="left" w:pos="2127"/>
-        </w:tabs>
-        <w:jc w:val="both"/>
-        <w:rPr>
-          <w:rFonts w:ascii="Arial" w:hAnsi="Arial" w:cs="Arial"/>
-          <w:b/>
-          <w:bCs/>
-          <w:sz w:val="22"/>
-          <w:szCs w:val="22"/>
-        </w:rPr>
-      </w:pPr>
-    </w:p>
-    <w:p>
-      <w:pPr>
-        <w:tabs>
-          <w:tab w:val="left" w:pos="2127"/>
-        </w:tabs>
-        <w:jc w:val="both"/>
-        <w:rPr>
-          <w:rFonts w:ascii="Arial" w:hAnsi="Arial" w:cs="Arial"/>
-          <w:b/>
-          <w:bCs/>
-          <w:sz w:val="22"/>
-          <w:szCs w:val="22"/>
-        </w:rPr>
-      </w:pPr>
-      <w:r>
-        <w:rPr>
-          <w:rFonts w:ascii="Arial" w:hAnsi="Arial" w:cs="Arial"/>
-          <w:b/>
-          <w:bCs/>
-          <w:sz w:val="22"/>
-          <w:szCs w:val="22"/>
-        </w:rPr>
-        <w:t xml:space="preserve">DOCUMENTOS QUE SE </w:t>
-      </w:r>
-      <w:r>
-        <w:rPr>
-          <w:rFonts w:ascii="Arial" w:hAnsi="Arial" w:cs="Arial"/>
-          <w:b/>
-          <w:bCs/>
-          <w:sz w:val="22"/>
-          <w:szCs w:val="22"/>
-        </w:rPr>
-        <w:t xml:space="preserve">ACOMPAÑAN: </w:t>
-      </w:r>
-    </w:p>
-    <w:p>
-      <w:pPr>
-        <w:numPr>
-          <w:ilvl w:val="0"/>
-          <w:numId w:val="14"/>
-        </w:numPr>
-        <w:tabs>
-          <w:tab w:val="left" w:pos="709"/>
-        </w:tabs>
-        <w:jc w:val="both"/>
-        <w:rPr>
-          <w:rFonts w:ascii="Arial" w:hAnsi="Arial" w:cs="Arial"/>
-          <w:sz w:val="22"/>
-          <w:szCs w:val="22"/>
-        </w:rPr>
-      </w:pPr>
-      <w:r>
-        <w:rPr>
-          <w:rFonts w:ascii="Arial" w:hAnsi="Arial" w:cs="Arial"/>
-          <w:sz w:val="22"/>
-          <w:szCs w:val="22"/>
-        </w:rPr>
-        <w:lastRenderedPageBreak/>
-        <w:t>Plano</w:t>
-      </w:r>
-      <w:r>
-        <w:rPr>
-          <w:rFonts w:ascii="Arial" w:hAnsi="Arial" w:cs="Arial"/>
-          <w:sz w:val="22"/>
-          <w:szCs w:val="22"/>
-        </w:rPr>
-        <w:t xml:space="preserve"> de Inmatriculación</w:t>
-      </w:r>
-      <w:r>
-        <w:rPr>
-          <w:rFonts w:ascii="Arial" w:hAnsi="Arial" w:cs="Arial"/>
-          <w:sz w:val="22"/>
-          <w:szCs w:val="22"/>
-        </w:rPr>
-        <w:t xml:space="preserve"> y de ubicación</w:t>
-      </w:r>
-      <w:r>
-        <w:rPr>
-          <w:rFonts w:ascii="Arial" w:hAnsi="Arial" w:cs="Arial"/>
-          <w:sz w:val="22"/>
-          <w:szCs w:val="22"/>
-        </w:rPr>
-        <w:t xml:space="preserve"> - </w:t>
-      </w:r>
-      <w:r>
-        <w:rPr>
-          <w:rFonts w:ascii="Arial" w:hAnsi="Arial" w:cs="Arial"/>
-          <w:sz w:val="22"/>
-          <w:szCs w:val="22"/>
-        </w:rPr>
-        <w:t xml:space="preserve">Memoria Descriptiva, </w:t>
-      </w:r>
-      <w:r>
-        <w:rPr>
-          <w:rFonts w:ascii="Arial" w:hAnsi="Arial" w:cs="Arial"/>
-          <w:sz w:val="22"/>
-          <w:szCs w:val="22"/>
-        </w:rPr>
-        <w:t>suscrito</w:t>
-      </w:r>
-      <w:r>
-        <w:rPr>
-          <w:rFonts w:ascii="Arial" w:hAnsi="Arial" w:cs="Arial"/>
-          <w:sz w:val="22"/>
-          <w:szCs w:val="22"/>
-        </w:rPr>
-        <w:t>s</w:t>
-      </w:r>
-      <w:r>
-        <w:rPr>
-          <w:rFonts w:ascii="Arial" w:hAnsi="Arial" w:cs="Arial"/>
-          <w:sz w:val="22"/>
-          <w:szCs w:val="22"/>
-        </w:rPr>
-        <w:t xml:space="preserve"> por</w:t>
-      </w:r>
-      <w:r>
-        <w:rPr>
-          <w:rFonts w:ascii="Arial" w:hAnsi="Arial" w:cs="Arial"/>
-          <w:sz w:val="22"/>
-          <w:szCs w:val="22"/>
-        </w:rPr>
-        <w:t xml:space="preserve"> un </w:t>
-      </w:r>
-      <w:r>
-        <w:rPr>
-          <w:rFonts w:ascii="Arial" w:hAnsi="Arial" w:cs="Arial"/>
-          <w:sz w:val="22"/>
-          <w:szCs w:val="22"/>
-        </w:rPr>
-        <w:t>Verificador</w:t>
-      </w:r>
-      <w:r>
-        <w:rPr>
-          <w:rFonts w:ascii="Arial" w:hAnsi="Arial" w:cs="Arial"/>
-          <w:sz w:val="22"/>
-          <w:szCs w:val="22"/>
-        </w:rPr>
-        <w:t xml:space="preserve"> </w:t>
-      </w:r>
-      <w:r>
-        <w:rPr>
-          <w:rFonts w:ascii="Arial" w:hAnsi="Arial" w:cs="Arial"/>
-          <w:sz w:val="22"/>
-          <w:szCs w:val="22"/>
-        </w:rPr>
-        <w:t>Catastral</w:t>
-      </w:r>
-      <w:r>
-        <w:rPr>
-          <w:rFonts w:ascii="Arial" w:hAnsi="Arial" w:cs="Arial"/>
-          <w:sz w:val="22"/>
-          <w:szCs w:val="22"/>
-        </w:rPr>
-        <w:t>.</w:t>
-      </w:r>
-    </w:p>
-    <w:p>
-      <w:pPr>
-        <w:numPr>
-          <w:ilvl w:val="0"/>
-          <w:numId w:val="14"/>
-        </w:numPr>
-        <w:tabs>
-          <w:tab w:val="left" w:pos="709"/>
-        </w:tabs>
-        <w:jc w:val="both"/>
-        <w:rPr>
-          <w:rFonts w:ascii="Arial" w:hAnsi="Arial" w:cs="Arial"/>
-          <w:sz w:val="22"/>
-          <w:szCs w:val="22"/>
-        </w:rPr>
-      </w:pPr>
-      <w:r>
-        <w:rPr>
-          <w:rFonts w:ascii="Arial" w:hAnsi="Arial" w:cs="Arial"/>
-          <w:sz w:val="22"/>
-          <w:szCs w:val="22"/>
-        </w:rPr>
-        <w:t xml:space="preserve"> Formulario Registral</w:t>
-      </w:r>
-      <w:r>
-        <w:rPr>
-          <w:rFonts w:ascii="Arial" w:hAnsi="Arial" w:cs="Arial"/>
-          <w:sz w:val="22"/>
-          <w:szCs w:val="22"/>
-        </w:rPr>
-        <w:t xml:space="preserve"> otorgado </w:t>
-      </w:r>
-      <w:r>
-        <w:rPr>
-          <w:rFonts w:ascii="Arial" w:hAnsi="Arial" w:cs="Arial"/>
-          <w:sz w:val="22"/>
-          <w:szCs w:val="22"/>
-        </w:rPr>
-        <w:t>por</w:t>
-      </w:r>
-      <w:r>
-        <w:rPr>
-          <w:rFonts w:ascii="Arial" w:hAnsi="Arial" w:cs="Arial"/>
-          <w:sz w:val="22"/>
-          <w:szCs w:val="22"/>
-        </w:rPr>
-        <w:t xml:space="preserve"> notario de </w:t>
-      </w:r>
-      <w:r>
-        <w:rPr>
-          <w:rFonts w:ascii="Arial" w:hAnsi="Arial" w:cs="Arial"/>
-          <w:sz w:val="22"/>
-          <w:szCs w:val="22"/>
-        </w:rPr>
-        <w:t xml:space="preserve">Lima, Edgardo Hopkins Torres </w:t>
-      </w:r>
-      <w:r>
-        <w:rPr>
-          <w:rFonts w:ascii="Arial" w:hAnsi="Arial" w:cs="Arial"/>
-          <w:sz w:val="22"/>
-          <w:szCs w:val="22"/>
-        </w:rPr>
-        <w:t xml:space="preserve">y </w:t>
-      </w:r>
-      <w:r>
-        <w:rPr>
-          <w:rFonts w:ascii="Arial" w:hAnsi="Arial" w:cs="Arial"/>
-          <w:sz w:val="22"/>
-          <w:szCs w:val="22"/>
-        </w:rPr>
-        <w:t xml:space="preserve">acta de </w:t>
-      </w:r>
-      <w:r>
-        <w:rPr>
-          <w:rFonts w:ascii="Arial" w:hAnsi="Arial" w:cs="Arial"/>
-          <w:sz w:val="22"/>
-          <w:szCs w:val="22"/>
-        </w:rPr>
-        <w:t xml:space="preserve">fe de entrega </w:t>
-      </w:r>
-      <w:r>
-        <w:rPr>
-          <w:rFonts w:ascii="Arial" w:hAnsi="Arial" w:cs="Arial"/>
-          <w:sz w:val="22"/>
-          <w:szCs w:val="22"/>
-        </w:rPr>
-        <w:t xml:space="preserve">con </w:t>
-      </w:r>
-      <w:r>
-        <w:rPr>
-          <w:rFonts w:ascii="Arial" w:hAnsi="Arial" w:cs="Arial"/>
-          <w:sz w:val="22"/>
-          <w:szCs w:val="22"/>
-        </w:rPr>
-        <w:t>el</w:t>
-      </w:r>
-      <w:r>
-        <w:rPr>
-          <w:rFonts w:ascii="Arial" w:hAnsi="Arial" w:cs="Arial"/>
-          <w:sz w:val="22"/>
-          <w:szCs w:val="22"/>
-        </w:rPr>
-        <w:t xml:space="preserve"> que </w:t>
-      </w:r>
-      <w:r>
-        <w:rPr>
-          <w:rFonts w:ascii="Arial" w:hAnsi="Arial" w:cs="Arial"/>
-          <w:sz w:val="22"/>
-          <w:szCs w:val="22"/>
-        </w:rPr>
-        <w:t xml:space="preserve">se </w:t>
-      </w:r>
-      <w:r>
-        <w:rPr>
-          <w:rFonts w:ascii="Arial" w:hAnsi="Arial" w:cs="Arial"/>
-          <w:sz w:val="22"/>
-          <w:szCs w:val="22"/>
-        </w:rPr>
-        <w:t>acredit</w:t>
-      </w:r>
-      <w:r>
-        <w:rPr>
-          <w:rFonts w:ascii="Arial" w:hAnsi="Arial" w:cs="Arial"/>
-          <w:sz w:val="22"/>
-          <w:szCs w:val="22"/>
-        </w:rPr>
-        <w:t>a</w:t>
-      </w:r>
-      <w:r>
-        <w:rPr>
-          <w:rFonts w:ascii="Arial" w:hAnsi="Arial" w:cs="Arial"/>
-          <w:sz w:val="22"/>
-          <w:szCs w:val="22"/>
-        </w:rPr>
-        <w:t xml:space="preserve"> haber </w:t>
-      </w:r>
-      <w:r>
-        <w:rPr>
-          <w:rFonts w:ascii="Arial" w:hAnsi="Arial" w:cs="Arial"/>
-          <w:sz w:val="22"/>
-          <w:szCs w:val="22"/>
-        </w:rPr>
-        <w:t>realizado el pago del valor total de</w:t>
-      </w:r>
-      <w:r>
-        <w:rPr>
-          <w:rFonts w:ascii="Arial" w:hAnsi="Arial" w:cs="Arial"/>
-          <w:sz w:val="22"/>
-          <w:szCs w:val="22"/>
-        </w:rPr>
-        <w:t xml:space="preserve"> la</w:t>
-      </w:r>
-      <w:r>
-        <w:rPr>
-          <w:rFonts w:ascii="Arial" w:hAnsi="Arial" w:cs="Arial"/>
-          <w:sz w:val="22"/>
-          <w:szCs w:val="22"/>
-        </w:rPr>
-        <w:t xml:space="preserve"> Tasación</w:t>
-      </w:r>
-      <w:r>
-        <w:rPr>
-          <w:rFonts w:ascii="Arial" w:hAnsi="Arial" w:cs="Arial"/>
-          <w:sz w:val="22"/>
-          <w:szCs w:val="22"/>
-        </w:rPr>
-        <w:t>.</w:t>
-      </w:r>
-    </w:p>
-    <w:p>
-      <w:pPr>
-        <w:numPr>
-          <w:ilvl w:val="0"/>
-          <w:numId w:val="14"/>
-        </w:numPr>
-        <w:tabs>
-          <w:tab w:val="left" w:pos="709"/>
-        </w:tabs>
-        <w:jc w:val="both"/>
-        <w:rPr>
-          <w:rFonts w:ascii="Arial" w:hAnsi="Arial" w:cs="Arial"/>
-          <w:sz w:val="22"/>
-          <w:szCs w:val="22"/>
-        </w:rPr>
-      </w:pPr>
-      <w:r>
-        <w:rPr>
-          <w:rFonts w:ascii="Arial" w:hAnsi="Arial" w:cs="Arial"/>
-          <w:sz w:val="22"/>
-          <w:szCs w:val="22"/>
-        </w:rPr>
-        <w:t xml:space="preserve">Link de documentos técnicos </w:t>
-      </w:r>
-      <w:hyperlink r:id="rId8" w:history="1">
-        <w:r>
-          <w:rPr>
-            <w:rStyle w:val="Hipervnculo"/>
-            <w:rFonts w:ascii="Arial" w:hAnsi="Arial" w:cs="Arial"/>
-            <w:sz w:val="22"/>
-            <w:szCs w:val="22"/>
-          </w:rPr>
-          <w:t>https://drive.google.com/drive/folders/1HUEFfJG1WFc8wNqs7AEIraWzahh1Hb7L</w:t>
-        </w:r>
-      </w:hyperlink>
-    </w:p>
-    <w:p>
-      <w:pPr>
-        <w:tabs>
-          <w:tab w:val="left" w:pos="709"/>
-        </w:tabs>
-        <w:ind w:left="720"/>
-        <w:jc w:val="both"/>
-        <w:rPr>
-          <w:rFonts w:ascii="Arial" w:hAnsi="Arial" w:cs="Arial"/>
-          <w:sz w:val="22"/>
-          <w:szCs w:val="22"/>
-          <w:lang w:val="es-PE"/>
-        </w:rPr>
-      </w:pPr>
-      <w:hyperlink r:id="rId9" w:tgtFrame="_blank" w:history="1"/>
-    </w:p>
-    <w:p>
-      <w:pPr>
-        <w:pStyle w:val="Prrafodelista"/>
-        <w:spacing w:line="259" w:lineRule="auto"/>
-        <w:ind w:left="0"/>
-        <w:contextualSpacing/>
-        <w:jc w:val="both"/>
-        <w:rPr>
-          <w:rFonts w:ascii="Arial" w:hAnsi="Arial" w:cs="Arial"/>
-          <w:sz w:val="22"/>
-          <w:szCs w:val="22"/>
-        </w:rPr>
-      </w:pPr>
-      <w:r>
-        <w:rPr>
-          <w:rFonts w:ascii="Arial" w:hAnsi="Arial" w:cs="Arial"/>
-          <w:sz w:val="22"/>
-          <w:szCs w:val="22"/>
-        </w:rPr>
-        <w:t>El Formulario Registral fue suscrito por mi persona Reyna Isabel Huamani Huarcaya, Directora de Disponibilidad de Predios, designada por Resolución Ministerial N° 016-2023-MTC/01, emitida el 12 de enero del 2023</w:t>
-      </w:r>
-      <w:r>
-        <w:rPr>
-          <w:rFonts w:ascii="Arial" w:hAnsi="Arial" w:cs="Arial"/>
-          <w:sz w:val="22"/>
-          <w:szCs w:val="22"/>
-        </w:rPr>
-        <w:t>. A</w:t>
-      </w:r>
-      <w:r>
-        <w:rPr>
-          <w:rFonts w:ascii="Arial" w:hAnsi="Arial" w:cs="Arial"/>
-          <w:sz w:val="22"/>
-          <w:szCs w:val="22"/>
-        </w:rPr>
-        <w:t xml:space="preserve">ctualmente, ocupo el cargo de Directora </w:t>
-      </w:r>
-      <w:r>
-        <w:rPr>
-          <w:rFonts w:ascii="Arial" w:hAnsi="Arial" w:cs="Arial"/>
-          <w:sz w:val="22"/>
-          <w:szCs w:val="22"/>
-        </w:rPr>
-        <w:t>de Disponibilidad de Predios, designada con Resolución Ministerial N° 018-2025-MTC/01, emitida el 15 de enero del 2025.</w:t>
-      </w:r>
-    </w:p>
-    <w:p>
-      <w:pPr>
-        <w:pStyle w:val="DefaultText"/>
-        <w:jc w:val="both"/>
-        <w:rPr>
-          <w:rFonts w:ascii="Arial" w:hAnsi="Arial" w:cs="Arial"/>
-          <w:sz w:val="22"/>
-          <w:szCs w:val="22"/>
-          <w:lang w:val="es-PE"/>
-        </w:rPr>
-      </w:pPr>
-    </w:p>
-    <w:p>
-      <w:pPr>
-        <w:pStyle w:val="DefaultText"/>
-        <w:jc w:val="both"/>
-        <w:rPr>
-          <w:rFonts w:ascii="Arial" w:hAnsi="Arial" w:cs="Arial"/>
-          <w:sz w:val="22"/>
-          <w:szCs w:val="22"/>
-          <w:lang w:val="es-PE"/>
-        </w:rPr>
-      </w:pPr>
-      <w:r>
-        <w:rPr>
-          <w:rFonts w:ascii="Arial" w:hAnsi="Arial" w:cs="Arial"/>
-          <w:sz w:val="22"/>
-          <w:szCs w:val="22"/>
-          <w:lang w:val="es-PE"/>
-        </w:rPr>
-        <w:t>Finalmente</w:t>
-      </w:r>
-      <w:r>
-        <w:rPr>
-          <w:rFonts w:ascii="Arial" w:hAnsi="Arial" w:cs="Arial"/>
-          <w:sz w:val="22"/>
-          <w:szCs w:val="22"/>
-          <w:lang w:val="es-PE"/>
-        </w:rPr>
-        <w:t>, señor Registrador agradeceré efectuar la inscripción del</w:t>
-      </w:r>
-      <w:r>
-        <w:rPr>
-          <w:rFonts w:ascii="Arial" w:hAnsi="Arial" w:cs="Arial"/>
-          <w:sz w:val="22"/>
-          <w:szCs w:val="22"/>
-          <w:lang w:val="es-PE"/>
-        </w:rPr>
-        <w:t xml:space="preserve"> acto rogado</w:t>
-      </w:r>
-      <w:r>
-        <w:rPr>
-          <w:rFonts w:ascii="Arial" w:hAnsi="Arial" w:cs="Arial"/>
-          <w:sz w:val="22"/>
-          <w:szCs w:val="22"/>
-          <w:lang w:val="es-PE"/>
-        </w:rPr>
-        <w:t xml:space="preserve">, a favor del </w:t>
-      </w:r>
-      <w:r>
-        <w:rPr>
-          <w:rFonts w:ascii="Arial" w:hAnsi="Arial" w:cs="Arial"/>
-          <w:b/>
-          <w:sz w:val="22"/>
-          <w:szCs w:val="22"/>
-          <w:lang w:val="es-PE"/>
-        </w:rPr>
-        <w:t>Ministerio de Transportes y Comunicaciones</w:t>
-      </w:r>
-      <w:r>
-        <w:rPr>
-          <w:rFonts w:ascii="Arial" w:hAnsi="Arial" w:cs="Arial"/>
-          <w:b/>
-          <w:sz w:val="22"/>
-          <w:szCs w:val="22"/>
-          <w:lang w:val="es-PE"/>
-        </w:rPr>
-        <w:t xml:space="preserve"> </w:t>
-      </w:r>
-      <w:r>
-        <w:rPr>
-          <w:rFonts w:ascii="Arial" w:hAnsi="Arial" w:cs="Arial"/>
-          <w:sz w:val="22"/>
-          <w:szCs w:val="22"/>
-          <w:lang w:val="es-PE"/>
-        </w:rPr>
-        <w:t xml:space="preserve">- </w:t>
-      </w:r>
-      <w:r>
-        <w:rPr>
-          <w:rFonts w:ascii="Arial" w:hAnsi="Arial" w:cs="Arial"/>
-          <w:b/>
-          <w:sz w:val="22"/>
-          <w:szCs w:val="22"/>
-          <w:lang w:val="es-PE"/>
-        </w:rPr>
-        <w:t>MTC</w:t>
-      </w:r>
-      <w:r>
-        <w:rPr>
-          <w:rFonts w:ascii="Arial" w:hAnsi="Arial" w:cs="Arial"/>
-          <w:sz w:val="22"/>
-          <w:szCs w:val="22"/>
-          <w:lang w:val="es-PE"/>
-        </w:rPr>
-        <w:t xml:space="preserve">, en su condición de </w:t>
-      </w:r>
-      <w:r>
-        <w:rPr>
-          <w:rFonts w:ascii="Arial" w:hAnsi="Arial" w:cs="Arial"/>
-          <w:sz w:val="22"/>
-          <w:szCs w:val="22"/>
-          <w:lang w:val="es-PE"/>
-        </w:rPr>
-        <w:t>sujeto activo y beneficiario</w:t>
-      </w:r>
-      <w:r>
-        <w:rPr>
-          <w:rFonts w:ascii="Arial" w:hAnsi="Arial" w:cs="Arial"/>
-          <w:sz w:val="22"/>
-          <w:szCs w:val="22"/>
-          <w:lang w:val="es-PE"/>
-        </w:rPr>
-        <w:t>, en el plazo de</w:t>
-      </w:r>
-      <w:r>
-        <w:rPr>
-          <w:rFonts w:ascii="Arial" w:hAnsi="Arial" w:cs="Arial"/>
-          <w:sz w:val="22"/>
-          <w:szCs w:val="22"/>
-          <w:lang w:val="es-PE"/>
-        </w:rPr>
-        <w:t xml:space="preserve"> quince (15</w:t>
-      </w:r>
-      <w:r>
-        <w:rPr>
-          <w:rFonts w:ascii="Arial" w:hAnsi="Arial" w:cs="Arial"/>
-          <w:sz w:val="22"/>
-          <w:szCs w:val="22"/>
-          <w:lang w:val="es-PE"/>
-        </w:rPr>
-        <w:t>) días hábiles</w:t>
-      </w:r>
-      <w:r>
-        <w:rPr>
-          <w:rFonts w:ascii="Arial" w:hAnsi="Arial" w:cs="Arial"/>
-          <w:sz w:val="22"/>
-          <w:szCs w:val="22"/>
-          <w:lang w:val="es-PE"/>
-        </w:rPr>
-        <w:t xml:space="preserve"> por requerir informe técnico del área de catastro,</w:t>
-      </w:r>
-      <w:r>
-        <w:rPr>
-          <w:rFonts w:ascii="Arial" w:hAnsi="Arial" w:cs="Arial"/>
-          <w:sz w:val="22"/>
-          <w:szCs w:val="22"/>
-          <w:lang w:val="es-PE"/>
-        </w:rPr>
-        <w:t xml:space="preserve"> de recibido</w:t>
-      </w:r>
-      <w:r>
-        <w:rPr>
-          <w:rFonts w:ascii="Arial" w:hAnsi="Arial" w:cs="Arial"/>
-          <w:sz w:val="22"/>
-          <w:szCs w:val="22"/>
-          <w:lang w:val="es-PE"/>
-        </w:rPr>
-        <w:t xml:space="preserve"> </w:t>
-      </w:r>
-      <w:r>
-        <w:rPr>
-          <w:rFonts w:ascii="Arial" w:hAnsi="Arial" w:cs="Arial"/>
-          <w:sz w:val="22"/>
-          <w:szCs w:val="22"/>
-          <w:lang w:val="es-PE"/>
-        </w:rPr>
-        <w:t>el</w:t>
-      </w:r>
-      <w:r>
-        <w:rPr>
-          <w:rFonts w:ascii="Arial" w:hAnsi="Arial" w:cs="Arial"/>
-          <w:sz w:val="22"/>
-          <w:szCs w:val="22"/>
-          <w:lang w:val="es-PE"/>
-        </w:rPr>
-        <w:t xml:space="preserve"> presente, en aplicación de</w:t>
-      </w:r>
-      <w:r>
-        <w:rPr>
-          <w:rFonts w:ascii="Arial" w:hAnsi="Arial" w:cs="Arial"/>
-          <w:sz w:val="22"/>
-          <w:szCs w:val="22"/>
-          <w:lang w:val="es-PE"/>
-        </w:rPr>
-        <w:t xml:space="preserve"> las normas de la Sunarp y el</w:t>
-      </w:r>
-      <w:r>
-        <w:rPr>
-          <w:rFonts w:ascii="Arial" w:hAnsi="Arial" w:cs="Arial"/>
-          <w:sz w:val="22"/>
-          <w:szCs w:val="22"/>
-          <w:lang w:val="es-PE"/>
-        </w:rPr>
-        <w:t xml:space="preserve"> </w:t>
-      </w:r>
-      <w:r>
-        <w:rPr>
-          <w:rFonts w:ascii="Arial" w:hAnsi="Arial" w:cs="Arial"/>
-          <w:sz w:val="22"/>
-          <w:szCs w:val="22"/>
-          <w:lang w:val="es-PE"/>
-        </w:rPr>
-        <w:t>Decreto Legislativo N° 1192 y sus modificatorias</w:t>
-      </w:r>
-      <w:r>
-        <w:rPr>
-          <w:rFonts w:ascii="Arial" w:hAnsi="Arial" w:cs="Arial"/>
-          <w:sz w:val="22"/>
-          <w:szCs w:val="22"/>
-          <w:lang w:val="es-PE"/>
-        </w:rPr>
-        <w:t>.</w:t>
-      </w:r>
-    </w:p>
-    <w:p>
-      <w:pPr>
-        <w:pStyle w:val="DefaultText"/>
-        <w:jc w:val="both"/>
-        <w:rPr>
-          <w:rFonts w:ascii="Arial" w:hAnsi="Arial" w:cs="Arial"/>
-          <w:sz w:val="22"/>
-          <w:szCs w:val="22"/>
-          <w:lang w:val="es-PE"/>
-        </w:rPr>
-      </w:pPr>
-    </w:p>
-    <w:p>
-      <w:pPr>
-        <w:pStyle w:val="DefaultText"/>
-        <w:jc w:val="both"/>
-        <w:rPr>
-          <w:rFonts w:ascii="Arial" w:hAnsi="Arial" w:cs="Arial"/>
-          <w:sz w:val="22"/>
-          <w:szCs w:val="22"/>
-          <w:lang w:val="es-PE"/>
-        </w:rPr>
-      </w:pPr>
-      <w:r>
-        <w:rPr>
-          <w:rFonts w:ascii="Arial" w:hAnsi="Arial" w:cs="Arial"/>
-          <w:sz w:val="22"/>
-          <w:szCs w:val="22"/>
-          <w:lang w:val="es-PE"/>
-        </w:rPr>
-        <w:t>Sin otro particular, quedo de usted.</w:t>
-      </w:r>
     </w:p>
     <w:p>
       <w:pPr>
@@ -3363,6 +1228,7 @@
           <w:sz w:val="16"/>
           <w:szCs w:val="16"/>
         </w:rPr>
+        <w:lastRenderedPageBreak/>
         <w:t xml:space="preserve">Copia de la Resolución que aprueba el valor total de la tasación.  </w:t>
       </w:r>
     </w:p>
@@ -3425,9 +1291,9 @@
       </w:pPr>
     </w:p>
     <w:sectPr>
-      <w:headerReference w:type="default" r:id="rId10"/>
-      <w:footerReference w:type="even" r:id="rId11"/>
-      <w:footerReference w:type="default" r:id="rId12"/>
+      <w:headerReference w:type="default" r:id="rId8"/>
+      <w:footerReference w:type="even" r:id="rId9"/>
+      <w:footerReference w:type="default" r:id="rId10"/>
       <w:pgSz w:w="11906" w:h="16838"/>
       <w:pgMar w:top="2127" w:right="1416" w:bottom="1418" w:left="1701" w:header="709" w:footer="953" w:gutter="0"/>
       <w:cols w:space="708"/>
@@ -3891,28 +1757,6 @@
     <w:p>
       <w:r>
         <w:continuationSeparator/>
-      </w:r>
-    </w:p>
-  </w:footnote>
-  <w:footnote w:id="1">
-    <w:p>
-      <w:pPr>
-        <w:pStyle w:val="Textonotapie"/>
-      </w:pPr>
-      <w:r>
-        <w:rPr>
-          <w:rStyle w:val="Refdenotaalpie"/>
-        </w:rPr>
-        <w:footnoteRef/>
-      </w:r>
-      <w:r>
-        <w:t xml:space="preserve"> </w:t>
-      </w:r>
-      <w:r>
-        <w:rPr>
-          <w:rFonts w:ascii="Arial" w:hAnsi="Arial" w:cs="Arial"/>
-        </w:rPr>
-        <w:t>Publicada en el diario oficial El Peruano el 27/10/2015.</w:t>
       </w:r>
     </w:p>
   </w:footnote>
@@ -5841,6 +3685,7 @@
   <w:style w:type="character" w:default="1" w:styleId="Fuentedeprrafopredeter">
     <w:name w:val="Default Paragraph Font"/>
     <w:uiPriority w:val="1"/>
+    <w:semiHidden/>
     <w:unhideWhenUsed/>
   </w:style>
   <w:style w:type="table" w:default="1" w:styleId="Tablanormal">
@@ -5848,7 +3693,6 @@
     <w:uiPriority w:val="99"/>
     <w:semiHidden/>
     <w:unhideWhenUsed/>
-    <w:qFormat/>
     <w:tblPr>
       <w:tblInd w:w="0" w:type="dxa"/>
       <w:tblCellMar>
